--- a/bai-tap-co-loi-giai-dai-so-quan-he.docx
+++ b/bai-tap-co-loi-giai-dai-so-quan-he.docx
@@ -1,6 +1,6 @@
 
 <file path=word/document.xml><?xml version="1.0" encoding="utf-8"?>
-<w:document xmlns:wpc="http://schemas.microsoft.com/office/word/2010/wordprocessingCanvas" xmlns:cx="http://schemas.microsoft.com/office/drawing/2014/chartex" xmlns:cx1="http://schemas.microsoft.com/office/drawing/2015/9/8/chartex" xmlns:cx2="http://schemas.microsoft.com/office/drawing/2015/10/21/chartex" xmlns:cx3="http://schemas.microsoft.com/office/drawing/2016/5/9/chartex" xmlns:cx4="http://schemas.microsoft.com/office/drawing/2016/5/10/chartex" xmlns:cx5="http://schemas.microsoft.com/office/drawing/2016/5/11/chartex" xmlns:cx6="http://schemas.microsoft.com/office/drawing/2016/5/12/chartex" xmlns:cx7="http://schemas.microsoft.com/office/drawing/2016/5/13/chartex" xmlns:cx8="http://schemas.microsoft.com/office/drawing/2016/5/14/chartex" xmlns:mc="http://schemas.openxmlformats.org/markup-compatibility/2006" xmlns:aink="http://schemas.microsoft.com/office/drawing/2016/ink" xmlns:am3d="http://schemas.microsoft.com/office/drawing/2017/model3d" xmlns:o="urn:schemas-microsoft-com:office:office" xmlns:r="http://schemas.openxmlformats.org/officeDocument/2006/relationships" xmlns:m="http://schemas.openxmlformats.org/officeDocument/2006/math" xmlns:v="urn:schemas-microsoft-com:vml" xmlns:wp14="http://schemas.microsoft.com/office/word/2010/wordprocessingDrawing" xmlns:wp="http://schemas.openxmlformats.org/drawingml/2006/wordprocessingDrawing" xmlns:w10="urn:schemas-microsoft-com:office:word" xmlns:w="http://schemas.openxmlformats.org/wordprocessingml/2006/main" xmlns:w14="http://schemas.microsoft.com/office/word/2010/wordml" xmlns:w15="http://schemas.microsoft.com/office/word/2012/wordml" xmlns:w16cex="http://schemas.microsoft.com/office/word/2018/wordml/cex" xmlns:w16cid="http://schemas.microsoft.com/office/word/2016/wordml/cid" xmlns:w16="http://schemas.microsoft.com/office/word/2018/wordml" xmlns:w16se="http://schemas.microsoft.com/office/word/2015/wordml/symex" xmlns:wpg="http://schemas.microsoft.com/office/word/2010/wordprocessingGroup" xmlns:wpi="http://schemas.microsoft.com/office/word/2010/wordprocessingInk" xmlns:wne="http://schemas.microsoft.com/office/word/2006/wordml" xmlns:wps="http://schemas.microsoft.com/office/word/2010/wordprocessingShape" mc:Ignorable="w14 w15 w16se w16cid w16 w16cex wp14">
+<w:document xmlns:wpc="http://schemas.microsoft.com/office/word/2010/wordprocessingCanvas" xmlns:cx="http://schemas.microsoft.com/office/drawing/2014/chartex" xmlns:cx1="http://schemas.microsoft.com/office/drawing/2015/9/8/chartex" xmlns:cx2="http://schemas.microsoft.com/office/drawing/2015/10/21/chartex" xmlns:cx3="http://schemas.microsoft.com/office/drawing/2016/5/9/chartex" xmlns:cx4="http://schemas.microsoft.com/office/drawing/2016/5/10/chartex" xmlns:cx5="http://schemas.microsoft.com/office/drawing/2016/5/11/chartex" xmlns:cx6="http://schemas.microsoft.com/office/drawing/2016/5/12/chartex" xmlns:cx7="http://schemas.microsoft.com/office/drawing/2016/5/13/chartex" xmlns:cx8="http://schemas.microsoft.com/office/drawing/2016/5/14/chartex" xmlns:mc="http://schemas.openxmlformats.org/markup-compatibility/2006" xmlns:aink="http://schemas.microsoft.com/office/drawing/2016/ink" xmlns:am3d="http://schemas.microsoft.com/office/drawing/2017/model3d" xmlns:o="urn:schemas-microsoft-com:office:office" xmlns:r="http://schemas.openxmlformats.org/officeDocument/2006/relationships" xmlns:m="http://schemas.openxmlformats.org/officeDocument/2006/math" xmlns:v="urn:schemas-microsoft-com:vml" xmlns:wp14="http://schemas.microsoft.com/office/word/2010/wordprocessingDrawing" xmlns:wp="http://schemas.openxmlformats.org/drawingml/2006/wordprocessingDrawing" xmlns:w10="urn:schemas-microsoft-com:office:word" xmlns:w="http://schemas.openxmlformats.org/wordprocessingml/2006/main" xmlns:w14="http://schemas.microsoft.com/office/word/2010/wordml" xmlns:w15="http://schemas.microsoft.com/office/word/2012/wordml" xmlns:w16cex="http://schemas.microsoft.com/office/word/2018/wordml/cex" xmlns:w16cid="http://schemas.microsoft.com/office/word/2016/wordml/cid" xmlns:w16="http://schemas.microsoft.com/office/word/2018/wordml" xmlns:w16sdtdh="http://schemas.microsoft.com/office/word/2020/wordml/sdtdatahash" xmlns:w16se="http://schemas.microsoft.com/office/word/2015/wordml/symex" xmlns:wpg="http://schemas.microsoft.com/office/word/2010/wordprocessingGroup" xmlns:wpi="http://schemas.microsoft.com/office/word/2010/wordprocessingInk" xmlns:wne="http://schemas.microsoft.com/office/word/2006/wordml" xmlns:wps="http://schemas.microsoft.com/office/word/2010/wordprocessingShape" mc:Ignorable="w14 w15 w16se w16cid w16 w16cex w16sdtdh wp14">
   <w:body>
     <w:p>
       <w:pPr>
@@ -1478,7 +1478,23 @@
                   <w:sz w:val="30"/>
                   <w:szCs w:val="30"/>
                 </w:rPr>
-                <m:t>MAN_QL=MANV</m:t>
+                <m:t>MA_</m:t>
+              </m:r>
+              <m:r>
+                <w:rPr>
+                  <w:rFonts w:ascii="Cambria Math" w:eastAsiaTheme="minorEastAsia" w:hAnsi="Cambria Math" w:cs="Times New Roman"/>
+                  <w:sz w:val="30"/>
+                  <w:szCs w:val="30"/>
+                </w:rPr>
+                <m:t>N</m:t>
+              </m:r>
+              <m:r>
+                <w:rPr>
+                  <w:rFonts w:ascii="Cambria Math" w:eastAsiaTheme="minorEastAsia" w:hAnsi="Cambria Math" w:cs="Times New Roman"/>
+                  <w:sz w:val="30"/>
+                  <w:szCs w:val="30"/>
+                </w:rPr>
+                <m:t>QL=MANV</m:t>
               </m:r>
             </m:sub>
           </m:sSub>
@@ -2368,23 +2384,7 @@
           <w:sz w:val="30"/>
           <w:szCs w:val="30"/>
         </w:rPr>
-        <w:t>Câu 1</w:t>
-      </w:r>
-      <w:r>
-        <w:rPr>
-          <w:rFonts w:ascii="Times New Roman" w:eastAsiaTheme="minorEastAsia" w:hAnsi="Times New Roman" w:cs="Times New Roman"/>
-          <w:sz w:val="30"/>
-          <w:szCs w:val="30"/>
-        </w:rPr>
-        <w:t>4</w:t>
-      </w:r>
-      <w:r>
-        <w:rPr>
-          <w:rFonts w:ascii="Times New Roman" w:eastAsiaTheme="minorEastAsia" w:hAnsi="Times New Roman" w:cs="Times New Roman"/>
-          <w:sz w:val="30"/>
-          <w:szCs w:val="30"/>
-        </w:rPr>
-        <w:t xml:space="preserve">: </w:t>
+        <w:t xml:space="preserve">Câu 14: </w:t>
       </w:r>
       <w:r>
         <w:rPr>
@@ -2767,23 +2767,7 @@
           <w:sz w:val="30"/>
           <w:szCs w:val="30"/>
         </w:rPr>
-        <w:t>Câu 1</w:t>
-      </w:r>
-      <w:r>
-        <w:rPr>
-          <w:rFonts w:ascii="Times New Roman" w:eastAsiaTheme="minorEastAsia" w:hAnsi="Times New Roman" w:cs="Times New Roman"/>
-          <w:sz w:val="30"/>
-          <w:szCs w:val="30"/>
-        </w:rPr>
-        <w:t>5</w:t>
-      </w:r>
-      <w:r>
-        <w:rPr>
-          <w:rFonts w:ascii="Times New Roman" w:eastAsiaTheme="minorEastAsia" w:hAnsi="Times New Roman" w:cs="Times New Roman"/>
-          <w:sz w:val="30"/>
-          <w:szCs w:val="30"/>
-        </w:rPr>
-        <w:t xml:space="preserve">: </w:t>
+        <w:t xml:space="preserve">Câu 15: </w:t>
       </w:r>
       <w:r>
         <w:rPr>
@@ -3047,23 +3031,7 @@
               <w:sz w:val="30"/>
               <w:szCs w:val="30"/>
             </w:rPr>
-            <m:t>R3←R1</m:t>
-          </m:r>
-          <m:r>
-            <w:rPr>
-              <w:rFonts w:ascii="Cambria Math" w:eastAsiaTheme="minorEastAsia" w:hAnsi="Cambria Math" w:cs="Times New Roman"/>
-              <w:sz w:val="30"/>
-              <w:szCs w:val="30"/>
-            </w:rPr>
-            <m:t>∩</m:t>
-          </m:r>
-          <m:r>
-            <w:rPr>
-              <w:rFonts w:ascii="Cambria Math" w:eastAsiaTheme="minorEastAsia" w:hAnsi="Cambria Math" w:cs="Times New Roman"/>
-              <w:sz w:val="30"/>
-              <w:szCs w:val="30"/>
-            </w:rPr>
-            <m:t>R2</m:t>
+            <m:t>R3←R1∩R2</m:t>
           </m:r>
         </m:oMath>
       </m:oMathPara>
@@ -3212,23 +3180,7 @@
           <w:sz w:val="30"/>
           <w:szCs w:val="30"/>
         </w:rPr>
-        <w:t>Câu 1</w:t>
-      </w:r>
-      <w:r>
-        <w:rPr>
-          <w:rFonts w:ascii="Times New Roman" w:eastAsiaTheme="minorEastAsia" w:hAnsi="Times New Roman" w:cs="Times New Roman"/>
-          <w:sz w:val="30"/>
-          <w:szCs w:val="30"/>
-        </w:rPr>
-        <w:t>6</w:t>
-      </w:r>
-      <w:r>
-        <w:rPr>
-          <w:rFonts w:ascii="Times New Roman" w:eastAsiaTheme="minorEastAsia" w:hAnsi="Times New Roman" w:cs="Times New Roman"/>
-          <w:sz w:val="30"/>
-          <w:szCs w:val="30"/>
-        </w:rPr>
-        <w:t xml:space="preserve">: </w:t>
+        <w:t xml:space="preserve">Câu 16: </w:t>
       </w:r>
       <w:r>
         <w:rPr>
@@ -3463,15 +3415,7 @@
                   <w:sz w:val="30"/>
                   <w:szCs w:val="30"/>
                 </w:rPr>
-                <m:t>MA</m:t>
-              </m:r>
-              <m:r>
-                <w:rPr>
-                  <w:rFonts w:ascii="Cambria Math" w:eastAsiaTheme="minorEastAsia" w:hAnsi="Cambria Math" w:cs="Times New Roman"/>
-                  <w:sz w:val="30"/>
-                  <w:szCs w:val="30"/>
-                </w:rPr>
-                <m:t>NV</m:t>
+                <m:t>MANV</m:t>
               </m:r>
             </m:sub>
           </m:sSub>
@@ -3481,23 +3425,7 @@
               <w:sz w:val="30"/>
               <w:szCs w:val="30"/>
             </w:rPr>
-            <m:t>(R</m:t>
-          </m:r>
-          <m:r>
-            <w:rPr>
-              <w:rFonts w:ascii="Cambria Math" w:eastAsiaTheme="minorEastAsia" w:hAnsi="Cambria Math" w:cs="Times New Roman"/>
-              <w:sz w:val="30"/>
-              <w:szCs w:val="30"/>
-            </w:rPr>
-            <m:t>1</m:t>
-          </m:r>
-          <m:r>
-            <w:rPr>
-              <w:rFonts w:ascii="Cambria Math" w:eastAsiaTheme="minorEastAsia" w:hAnsi="Cambria Math" w:cs="Times New Roman"/>
-              <w:sz w:val="30"/>
-              <w:szCs w:val="30"/>
-            </w:rPr>
-            <m:t>)</m:t>
+            <m:t>(R1)</m:t>
           </m:r>
         </m:oMath>
       </m:oMathPara>
@@ -3517,23 +3445,7 @@
           <w:sz w:val="30"/>
           <w:szCs w:val="30"/>
         </w:rPr>
-        <w:t>Câu 1</w:t>
-      </w:r>
-      <w:r>
-        <w:rPr>
-          <w:rFonts w:ascii="Times New Roman" w:eastAsiaTheme="minorEastAsia" w:hAnsi="Times New Roman" w:cs="Times New Roman"/>
-          <w:sz w:val="30"/>
-          <w:szCs w:val="30"/>
-        </w:rPr>
-        <w:t>7</w:t>
-      </w:r>
-      <w:r>
-        <w:rPr>
-          <w:rFonts w:ascii="Times New Roman" w:eastAsiaTheme="minorEastAsia" w:hAnsi="Times New Roman" w:cs="Times New Roman"/>
-          <w:sz w:val="30"/>
-          <w:szCs w:val="30"/>
-        </w:rPr>
-        <w:t xml:space="preserve">: </w:t>
+        <w:t xml:space="preserve">Câu 17: </w:t>
       </w:r>
       <w:r>
         <w:rPr>
@@ -3834,23 +3746,7 @@
           <w:sz w:val="30"/>
           <w:szCs w:val="30"/>
         </w:rPr>
-        <w:t>Câu 1</w:t>
-      </w:r>
-      <w:r>
-        <w:rPr>
-          <w:rFonts w:ascii="Times New Roman" w:eastAsiaTheme="minorEastAsia" w:hAnsi="Times New Roman" w:cs="Times New Roman"/>
-          <w:sz w:val="30"/>
-          <w:szCs w:val="30"/>
-        </w:rPr>
-        <w:t>8</w:t>
-      </w:r>
-      <w:r>
-        <w:rPr>
-          <w:rFonts w:ascii="Times New Roman" w:eastAsiaTheme="minorEastAsia" w:hAnsi="Times New Roman" w:cs="Times New Roman"/>
-          <w:sz w:val="30"/>
-          <w:szCs w:val="30"/>
-        </w:rPr>
-        <w:t xml:space="preserve">: </w:t>
+        <w:t xml:space="preserve">Câu 18: </w:t>
       </w:r>
       <w:r>
         <w:rPr>
@@ -4150,15 +4046,7 @@
               <w:sz w:val="30"/>
               <w:szCs w:val="30"/>
             </w:rPr>
-            <m:t>K</m:t>
-          </m:r>
-          <m:r>
-            <w:rPr>
-              <w:rFonts w:ascii="Cambria Math" w:eastAsiaTheme="minorEastAsia" w:hAnsi="Cambria Math" w:cs="Times New Roman"/>
-              <w:sz w:val="30"/>
-              <w:szCs w:val="30"/>
-            </w:rPr>
-            <m:t>Q←</m:t>
+            <m:t>KQ←</m:t>
           </m:r>
           <m:sSub>
             <m:sSubPr>
@@ -4313,23 +4201,7 @@
               <w:sz w:val="30"/>
               <w:szCs w:val="30"/>
             </w:rPr>
-            <m:t>(</m:t>
-          </m:r>
-          <m:r>
-            <w:rPr>
-              <w:rFonts w:ascii="Cambria Math" w:eastAsiaTheme="minorEastAsia" w:hAnsi="Cambria Math" w:cs="Times New Roman"/>
-              <w:sz w:val="30"/>
-              <w:szCs w:val="30"/>
-            </w:rPr>
-            <m:t>R2</m:t>
-          </m:r>
-          <m:r>
-            <w:rPr>
-              <w:rFonts w:ascii="Cambria Math" w:eastAsiaTheme="minorEastAsia" w:hAnsi="Cambria Math" w:cs="Times New Roman"/>
-              <w:sz w:val="30"/>
-              <w:szCs w:val="30"/>
-            </w:rPr>
-            <m:t>)</m:t>
+            <m:t>(R2)</m:t>
           </m:r>
         </m:oMath>
       </m:oMathPara>
@@ -4349,23 +4221,7 @@
           <w:sz w:val="30"/>
           <w:szCs w:val="30"/>
         </w:rPr>
-        <w:t>Câu 1</w:t>
-      </w:r>
-      <w:r>
-        <w:rPr>
-          <w:rFonts w:ascii="Times New Roman" w:eastAsiaTheme="minorEastAsia" w:hAnsi="Times New Roman" w:cs="Times New Roman"/>
-          <w:sz w:val="30"/>
-          <w:szCs w:val="30"/>
-        </w:rPr>
-        <w:t>9</w:t>
-      </w:r>
-      <w:r>
-        <w:rPr>
-          <w:rFonts w:ascii="Times New Roman" w:eastAsiaTheme="minorEastAsia" w:hAnsi="Times New Roman" w:cs="Times New Roman"/>
-          <w:sz w:val="30"/>
-          <w:szCs w:val="30"/>
-        </w:rPr>
-        <w:t xml:space="preserve">: </w:t>
+        <w:t xml:space="preserve">Câu 19: </w:t>
       </w:r>
       <w:r>
         <w:rPr>
@@ -4642,15 +4498,7 @@
               <w:sz w:val="30"/>
               <w:szCs w:val="30"/>
             </w:rPr>
-            <m:t>K</m:t>
-          </m:r>
-          <m:r>
-            <w:rPr>
-              <w:rFonts w:ascii="Cambria Math" w:eastAsiaTheme="minorEastAsia" w:hAnsi="Cambria Math" w:cs="Times New Roman"/>
-              <w:sz w:val="30"/>
-              <w:szCs w:val="30"/>
-            </w:rPr>
-            <m:t>Q←</m:t>
+            <m:t>KQ←</m:t>
           </m:r>
           <m:sSub>
             <m:sSubPr>
@@ -4713,23 +4561,7 @@
           <w:sz w:val="30"/>
           <w:szCs w:val="30"/>
         </w:rPr>
-        <w:t xml:space="preserve">Câu </w:t>
-      </w:r>
-      <w:r>
-        <w:rPr>
-          <w:rFonts w:ascii="Times New Roman" w:eastAsiaTheme="minorEastAsia" w:hAnsi="Times New Roman" w:cs="Times New Roman"/>
-          <w:sz w:val="30"/>
-          <w:szCs w:val="30"/>
-        </w:rPr>
-        <w:t>21</w:t>
-      </w:r>
-      <w:r>
-        <w:rPr>
-          <w:rFonts w:ascii="Times New Roman" w:eastAsiaTheme="minorEastAsia" w:hAnsi="Times New Roman" w:cs="Times New Roman"/>
-          <w:sz w:val="30"/>
-          <w:szCs w:val="30"/>
-        </w:rPr>
-        <w:t xml:space="preserve">: </w:t>
+        <w:t xml:space="preserve">Câu 21: </w:t>
       </w:r>
       <w:r>
         <w:rPr>
@@ -4856,15 +4688,7 @@
               <w:sz w:val="30"/>
               <w:szCs w:val="30"/>
             </w:rPr>
-            <m:t>K</m:t>
-          </m:r>
-          <m:r>
-            <w:rPr>
-              <w:rFonts w:ascii="Cambria Math" w:eastAsiaTheme="minorEastAsia" w:hAnsi="Cambria Math" w:cs="Times New Roman"/>
-              <w:sz w:val="30"/>
-              <w:szCs w:val="30"/>
-            </w:rPr>
-            <m:t>Q←</m:t>
+            <m:t>KQ←</m:t>
           </m:r>
           <m:sSub>
             <m:sSubPr>
@@ -4983,15 +4807,7 @@
               <w:sz w:val="30"/>
               <w:szCs w:val="30"/>
             </w:rPr>
-            <m:t>(</m:t>
-          </m:r>
-          <m:r>
-            <w:rPr>
-              <w:rFonts w:ascii="Cambria Math" w:eastAsiaTheme="minorEastAsia" w:hAnsi="Cambria Math" w:cs="Times New Roman"/>
-              <w:sz w:val="30"/>
-              <w:szCs w:val="30"/>
-            </w:rPr>
-            <m:t>NHANVIEN)</m:t>
+            <m:t>(NHANVIEN)</m:t>
           </m:r>
         </m:oMath>
       </m:oMathPara>
@@ -5011,23 +4827,7 @@
           <w:sz w:val="30"/>
           <w:szCs w:val="30"/>
         </w:rPr>
-        <w:t>Câu 2</w:t>
-      </w:r>
-      <w:r>
-        <w:rPr>
-          <w:rFonts w:ascii="Times New Roman" w:eastAsiaTheme="minorEastAsia" w:hAnsi="Times New Roman" w:cs="Times New Roman"/>
-          <w:sz w:val="30"/>
-          <w:szCs w:val="30"/>
-        </w:rPr>
-        <w:t>2</w:t>
-      </w:r>
-      <w:r>
-        <w:rPr>
-          <w:rFonts w:ascii="Times New Roman" w:eastAsiaTheme="minorEastAsia" w:hAnsi="Times New Roman" w:cs="Times New Roman"/>
-          <w:sz w:val="30"/>
-          <w:szCs w:val="30"/>
-        </w:rPr>
-        <w:t xml:space="preserve">: </w:t>
+        <w:t xml:space="preserve">Câu 22: </w:t>
       </w:r>
       <w:r>
         <w:rPr>
@@ -5159,15 +4959,7 @@
               <w:sz w:val="30"/>
               <w:szCs w:val="30"/>
             </w:rPr>
-            <m:t>K</m:t>
-          </m:r>
-          <m:r>
-            <w:rPr>
-              <w:rFonts w:ascii="Cambria Math" w:eastAsiaTheme="minorEastAsia" w:hAnsi="Cambria Math" w:cs="Times New Roman"/>
-              <w:sz w:val="30"/>
-              <w:szCs w:val="30"/>
-            </w:rPr>
-            <m:t>Q←</m:t>
+            <m:t>KQ←</m:t>
           </m:r>
           <m:sSub>
             <m:sSubPr>
@@ -5244,31 +5036,7 @@
                       <w:sz w:val="30"/>
                       <w:szCs w:val="30"/>
                     </w:rPr>
-                    <m:t>MA</m:t>
-                  </m:r>
-                  <m:r>
-                    <w:rPr>
-                      <w:rFonts w:ascii="Cambria Math" w:eastAsiaTheme="minorEastAsia" w:hAnsi="Cambria Math" w:cs="Times New Roman"/>
-                      <w:sz w:val="30"/>
-                      <w:szCs w:val="30"/>
-                    </w:rPr>
-                    <m:t>-</m:t>
-                  </m:r>
-                  <m:r>
-                    <w:rPr>
-                      <w:rFonts w:ascii="Cambria Math" w:eastAsiaTheme="minorEastAsia" w:hAnsi="Cambria Math" w:cs="Times New Roman"/>
-                      <w:sz w:val="30"/>
-                      <w:szCs w:val="30"/>
-                    </w:rPr>
-                    <m:t>NV</m:t>
-                  </m:r>
-                  <m:r>
-                    <w:rPr>
-                      <w:rFonts w:ascii="Cambria Math" w:eastAsiaTheme="minorEastAsia" w:hAnsi="Cambria Math" w:cs="Times New Roman"/>
-                      <w:sz w:val="30"/>
-                      <w:szCs w:val="30"/>
-                    </w:rPr>
-                    <m:t>IEN</m:t>
+                    <m:t>MA-NVIEN</m:t>
                   </m:r>
                 </m:e>
               </m:d>
@@ -5280,70 +5048,48 @@
               <w:sz w:val="30"/>
               <w:szCs w:val="30"/>
             </w:rPr>
-            <m:t>(</m:t>
-          </m:r>
-          <m:r>
-            <w:rPr>
-              <w:rFonts w:ascii="Cambria Math" w:eastAsiaTheme="minorEastAsia" w:hAnsi="Cambria Math" w:cs="Times New Roman"/>
-              <w:sz w:val="30"/>
-              <w:szCs w:val="30"/>
-            </w:rPr>
-            <m:t>R1</m:t>
-          </m:r>
-          <m:r>
-            <w:rPr>
-              <w:rFonts w:ascii="Cambria Math" w:eastAsiaTheme="minorEastAsia" w:hAnsi="Cambria Math" w:cs="Times New Roman"/>
-              <w:sz w:val="30"/>
-              <w:szCs w:val="30"/>
-            </w:rPr>
-            <m:t>)</m:t>
+            <m:t>(R1)</m:t>
           </m:r>
         </m:oMath>
       </m:oMathPara>
-      <w:bookmarkStart w:id="0" w:name="_GoBack"/>
-      <w:bookmarkEnd w:id="0"/>
-    </w:p>
-    <w:p>
-      <w:pPr>
-        <w:pStyle w:val="ListParagraph"/>
-        <w:rPr>
-          <w:rFonts w:ascii="Times New Roman" w:eastAsiaTheme="minorEastAsia" w:hAnsi="Times New Roman" w:cs="Times New Roman"/>
-          <w:sz w:val="30"/>
-          <w:szCs w:val="30"/>
-        </w:rPr>
-      </w:pPr>
-    </w:p>
-    <w:p>
-      <w:pPr>
-        <w:pStyle w:val="ListParagraph"/>
-        <w:rPr>
-          <w:rFonts w:ascii="Times New Roman" w:eastAsiaTheme="minorEastAsia" w:hAnsi="Times New Roman" w:cs="Times New Roman"/>
-          <w:sz w:val="30"/>
-          <w:szCs w:val="30"/>
-        </w:rPr>
-      </w:pPr>
-    </w:p>
-    <w:p>
-      <w:pPr>
-        <w:pStyle w:val="ListParagraph"/>
-        <w:rPr>
-          <w:rFonts w:ascii="Times New Roman" w:eastAsiaTheme="minorEastAsia" w:hAnsi="Times New Roman" w:cs="Times New Roman"/>
-          <w:sz w:val="30"/>
-          <w:szCs w:val="30"/>
-        </w:rPr>
-      </w:pPr>
-      <m:oMathPara>
-        <m:oMath>
-          <m:r>
-            <w:rPr>
-              <w:rFonts w:ascii="Cambria Math" w:eastAsiaTheme="minorEastAsia" w:hAnsi="Cambria Math" w:cs="Times New Roman"/>
-              <w:sz w:val="30"/>
-              <w:szCs w:val="30"/>
-            </w:rPr>
-            <w:tab/>
-          </m:r>
-        </m:oMath>
-      </m:oMathPara>
+    </w:p>
+    <w:p>
+      <w:pPr>
+        <w:pStyle w:val="ListParagraph"/>
+        <w:rPr>
+          <w:rFonts w:ascii="Times New Roman" w:eastAsiaTheme="minorEastAsia" w:hAnsi="Times New Roman" w:cs="Times New Roman"/>
+          <w:sz w:val="30"/>
+          <w:szCs w:val="30"/>
+        </w:rPr>
+      </w:pPr>
+    </w:p>
+    <w:p>
+      <w:pPr>
+        <w:pStyle w:val="ListParagraph"/>
+        <w:rPr>
+          <w:rFonts w:ascii="Times New Roman" w:eastAsiaTheme="minorEastAsia" w:hAnsi="Times New Roman" w:cs="Times New Roman"/>
+          <w:sz w:val="30"/>
+          <w:szCs w:val="30"/>
+        </w:rPr>
+      </w:pPr>
+      <w:r>
+        <w:rPr>
+          <w:rFonts w:ascii="Times New Roman" w:eastAsiaTheme="minorEastAsia" w:hAnsi="Times New Roman" w:cs="Times New Roman"/>
+          <w:sz w:val="30"/>
+          <w:szCs w:val="30"/>
+        </w:rPr>
+        <w:tab/>
+      </w:r>
+    </w:p>
+    <w:p>
+      <w:pPr>
+        <w:pStyle w:val="ListParagraph"/>
+        <w:rPr>
+          <w:rFonts w:ascii="Times New Roman" w:eastAsiaTheme="minorEastAsia" w:hAnsi="Times New Roman" w:cs="Times New Roman"/>
+          <w:sz w:val="30"/>
+          <w:szCs w:val="30"/>
+        </w:rPr>
+      </w:pPr>
     </w:p>
     <w:sectPr>
       <w:pgSz w:w="12240" w:h="15840"/>
@@ -5356,7 +5102,7 @@
 </file>
 
 <file path=word/numbering.xml><?xml version="1.0" encoding="utf-8"?>
-<w:numbering xmlns:wpc="http://schemas.microsoft.com/office/word/2010/wordprocessingCanvas" xmlns:cx="http://schemas.microsoft.com/office/drawing/2014/chartex" xmlns:cx1="http://schemas.microsoft.com/office/drawing/2015/9/8/chartex" xmlns:cx2="http://schemas.microsoft.com/office/drawing/2015/10/21/chartex" xmlns:cx3="http://schemas.microsoft.com/office/drawing/2016/5/9/chartex" xmlns:cx4="http://schemas.microsoft.com/office/drawing/2016/5/10/chartex" xmlns:cx5="http://schemas.microsoft.com/office/drawing/2016/5/11/chartex" xmlns:cx6="http://schemas.microsoft.com/office/drawing/2016/5/12/chartex" xmlns:cx7="http://schemas.microsoft.com/office/drawing/2016/5/13/chartex" xmlns:cx8="http://schemas.microsoft.com/office/drawing/2016/5/14/chartex" xmlns:mc="http://schemas.openxmlformats.org/markup-compatibility/2006" xmlns:aink="http://schemas.microsoft.com/office/drawing/2016/ink" xmlns:am3d="http://schemas.microsoft.com/office/drawing/2017/model3d" xmlns:o="urn:schemas-microsoft-com:office:office" xmlns:r="http://schemas.openxmlformats.org/officeDocument/2006/relationships" xmlns:m="http://schemas.openxmlformats.org/officeDocument/2006/math" xmlns:v="urn:schemas-microsoft-com:vml" xmlns:wp14="http://schemas.microsoft.com/office/word/2010/wordprocessingDrawing" xmlns:wp="http://schemas.openxmlformats.org/drawingml/2006/wordprocessingDrawing" xmlns:w10="urn:schemas-microsoft-com:office:word" xmlns:w="http://schemas.openxmlformats.org/wordprocessingml/2006/main" xmlns:w14="http://schemas.microsoft.com/office/word/2010/wordml" xmlns:w15="http://schemas.microsoft.com/office/word/2012/wordml" xmlns:w16cex="http://schemas.microsoft.com/office/word/2018/wordml/cex" xmlns:w16cid="http://schemas.microsoft.com/office/word/2016/wordml/cid" xmlns:w16="http://schemas.microsoft.com/office/word/2018/wordml" xmlns:w16se="http://schemas.microsoft.com/office/word/2015/wordml/symex" xmlns:wpg="http://schemas.microsoft.com/office/word/2010/wordprocessingGroup" xmlns:wpi="http://schemas.microsoft.com/office/word/2010/wordprocessingInk" xmlns:wne="http://schemas.microsoft.com/office/word/2006/wordml" xmlns:wps="http://schemas.microsoft.com/office/word/2010/wordprocessingShape" mc:Ignorable="w14 w15 w16se w16cid w16 w16cex wp14">
+<w:numbering xmlns:wpc="http://schemas.microsoft.com/office/word/2010/wordprocessingCanvas" xmlns:cx="http://schemas.microsoft.com/office/drawing/2014/chartex" xmlns:cx1="http://schemas.microsoft.com/office/drawing/2015/9/8/chartex" xmlns:cx2="http://schemas.microsoft.com/office/drawing/2015/10/21/chartex" xmlns:cx3="http://schemas.microsoft.com/office/drawing/2016/5/9/chartex" xmlns:cx4="http://schemas.microsoft.com/office/drawing/2016/5/10/chartex" xmlns:cx5="http://schemas.microsoft.com/office/drawing/2016/5/11/chartex" xmlns:cx6="http://schemas.microsoft.com/office/drawing/2016/5/12/chartex" xmlns:cx7="http://schemas.microsoft.com/office/drawing/2016/5/13/chartex" xmlns:cx8="http://schemas.microsoft.com/office/drawing/2016/5/14/chartex" xmlns:mc="http://schemas.openxmlformats.org/markup-compatibility/2006" xmlns:aink="http://schemas.microsoft.com/office/drawing/2016/ink" xmlns:am3d="http://schemas.microsoft.com/office/drawing/2017/model3d" xmlns:o="urn:schemas-microsoft-com:office:office" xmlns:r="http://schemas.openxmlformats.org/officeDocument/2006/relationships" xmlns:m="http://schemas.openxmlformats.org/officeDocument/2006/math" xmlns:v="urn:schemas-microsoft-com:vml" xmlns:wp14="http://schemas.microsoft.com/office/word/2010/wordprocessingDrawing" xmlns:wp="http://schemas.openxmlformats.org/drawingml/2006/wordprocessingDrawing" xmlns:w10="urn:schemas-microsoft-com:office:word" xmlns:w="http://schemas.openxmlformats.org/wordprocessingml/2006/main" xmlns:w14="http://schemas.microsoft.com/office/word/2010/wordml" xmlns:w15="http://schemas.microsoft.com/office/word/2012/wordml" xmlns:w16cex="http://schemas.microsoft.com/office/word/2018/wordml/cex" xmlns:w16cid="http://schemas.microsoft.com/office/word/2016/wordml/cid" xmlns:w16="http://schemas.microsoft.com/office/word/2018/wordml" xmlns:w16sdtdh="http://schemas.microsoft.com/office/word/2020/wordml/sdtdatahash" xmlns:w16se="http://schemas.microsoft.com/office/word/2015/wordml/symex" xmlns:wpg="http://schemas.microsoft.com/office/word/2010/wordprocessingGroup" xmlns:wpi="http://schemas.microsoft.com/office/word/2010/wordprocessingInk" xmlns:wne="http://schemas.microsoft.com/office/word/2006/wordml" xmlns:wps="http://schemas.microsoft.com/office/word/2010/wordprocessingShape" mc:Ignorable="w14 w15 w16se w16cid w16 w16cex w16sdtdh wp14">
   <w:abstractNum w:abstractNumId="0" w15:restartNumberingAfterBreak="0">
     <w:nsid w:val="56720DF9"/>
     <w:multiLevelType w:val="hybridMultilevel"/>
@@ -5476,7 +5222,7 @@
 </file>
 
 <file path=word/styles.xml><?xml version="1.0" encoding="utf-8"?>
-<w:styles xmlns:mc="http://schemas.openxmlformats.org/markup-compatibility/2006" xmlns:r="http://schemas.openxmlformats.org/officeDocument/2006/relationships" xmlns:w="http://schemas.openxmlformats.org/wordprocessingml/2006/main" xmlns:w14="http://schemas.microsoft.com/office/word/2010/wordml" xmlns:w15="http://schemas.microsoft.com/office/word/2012/wordml" xmlns:w16cex="http://schemas.microsoft.com/office/word/2018/wordml/cex" xmlns:w16cid="http://schemas.microsoft.com/office/word/2016/wordml/cid" xmlns:w16="http://schemas.microsoft.com/office/word/2018/wordml" xmlns:w16se="http://schemas.microsoft.com/office/word/2015/wordml/symex" mc:Ignorable="w14 w15 w16se w16cid w16 w16cex">
+<w:styles xmlns:mc="http://schemas.openxmlformats.org/markup-compatibility/2006" xmlns:r="http://schemas.openxmlformats.org/officeDocument/2006/relationships" xmlns:w="http://schemas.openxmlformats.org/wordprocessingml/2006/main" xmlns:w14="http://schemas.microsoft.com/office/word/2010/wordml" xmlns:w15="http://schemas.microsoft.com/office/word/2012/wordml" xmlns:w16cex="http://schemas.microsoft.com/office/word/2018/wordml/cex" xmlns:w16cid="http://schemas.microsoft.com/office/word/2016/wordml/cid" xmlns:w16="http://schemas.microsoft.com/office/word/2018/wordml" xmlns:w16sdtdh="http://schemas.microsoft.com/office/word/2020/wordml/sdtdatahash" xmlns:w16se="http://schemas.microsoft.com/office/word/2015/wordml/symex" mc:Ignorable="w14 w15 w16se w16cid w16 w16cex w16sdtdh">
   <w:docDefaults>
     <w:rPrDefault>
       <w:rPr>
